--- a/RTOS学习记录.docx
+++ b/RTOS学习记录.docx
@@ -4719,10 +4719,92 @@
       <w:pPr>
         <w:spacing w:line="360" w:lineRule="auto"/>
         <w:rPr>
+          <w:rFonts w:ascii="宋体" w:eastAsia="宋体" w:hAnsi="宋体" w:hint="eastAsia"/>
+          <w:sz w:val="24"/>
+          <w:szCs w:val="24"/>
+        </w:rPr>
+      </w:pPr>
+      <w:r>
+        <w:rPr>
           <w:rFonts w:ascii="宋体" w:eastAsia="宋体" w:hAnsi="宋体"/>
           <w:sz w:val="24"/>
           <w:szCs w:val="24"/>
         </w:rPr>
+        <w:tab/>
+      </w:r>
+      <w:r>
+        <w:rPr>
+          <w:rFonts w:ascii="宋体" w:eastAsia="宋体" w:hAnsi="宋体" w:hint="eastAsia"/>
+          <w:sz w:val="24"/>
+          <w:szCs w:val="24"/>
+        </w:rPr>
+        <w:t>变量被定义之后就会在内存中分配对应大小的空间，程序执行的过程中就通过</w:t>
+      </w:r>
+      <w:r>
+        <w:rPr>
+          <w:rFonts w:ascii="宋体" w:eastAsia="宋体" w:hAnsi="宋体" w:hint="eastAsia"/>
+          <w:sz w:val="24"/>
+          <w:szCs w:val="24"/>
+        </w:rPr>
+        <w:t>变量名来访问内存，实现对变量的读写，变量名就相当于地址。</w:t>
+      </w:r>
+      <w:r>
+        <w:rPr>
+          <w:rFonts w:ascii="宋体" w:eastAsia="宋体" w:hAnsi="宋体" w:hint="eastAsia"/>
+          <w:sz w:val="24"/>
+          <w:szCs w:val="24"/>
+        </w:rPr>
+        <w:t>指针变量就是一个指向内存地址的变量，指针变量里存放的是一个地址。指针变量也有类型，类型表示指针变量中存放的地址指向什么类型的内存单元。例如一个地址中存放的是字符类型的数据，那么指向这个地址的指针就是字符类型指针。</w:t>
+      </w:r>
+      <w:r>
+        <w:rPr>
+          <w:rFonts w:ascii="宋体" w:eastAsia="宋体" w:hAnsi="宋体" w:hint="eastAsia"/>
+          <w:sz w:val="24"/>
+          <w:szCs w:val="24"/>
+        </w:rPr>
+        <w:t>直接操作变量进行读写，叫做直接访问。通过指针来操作变量进行读写叫间接访问。</w:t>
+      </w:r>
+      <w:r>
+        <w:rPr>
+          <w:rFonts w:ascii="宋体" w:eastAsia="宋体" w:hAnsi="宋体" w:hint="eastAsia"/>
+          <w:sz w:val="24"/>
+          <w:szCs w:val="24"/>
+        </w:rPr>
+        <w:t>指针变量的大小是固定的，跟所运行的操作系统有关，例如STM32中指针变量的大小一定是32位4个字节，在电脑上就是64位，8个字节</w:t>
+      </w:r>
+      <w:r>
+        <w:rPr>
+          <w:rFonts w:ascii="宋体" w:eastAsia="宋体" w:hAnsi="宋体" w:hint="eastAsia"/>
+          <w:sz w:val="24"/>
+          <w:szCs w:val="24"/>
+        </w:rPr>
+        <w:t>，这个大小跟指向的类型无关，只跟操作系统有关</w:t>
+      </w:r>
+      <w:r>
+        <w:rPr>
+          <w:rFonts w:ascii="宋体" w:eastAsia="宋体" w:hAnsi="宋体" w:hint="eastAsia"/>
+          <w:sz w:val="24"/>
+          <w:szCs w:val="24"/>
+        </w:rPr>
+        <w:t>。</w:t>
+      </w:r>
+      <w:r>
+        <w:rPr>
+          <w:rFonts w:ascii="宋体" w:eastAsia="宋体" w:hAnsi="宋体" w:hint="eastAsia"/>
+          <w:sz w:val="24"/>
+          <w:szCs w:val="24"/>
+        </w:rPr>
+        <w:t>未初始化的指针，就是野指针，即使这个指针哪都不指向，也应该赋值为NULL，而不是不赋值。</w:t>
+      </w:r>
+    </w:p>
+    <w:p>
+      <w:pPr>
+        <w:spacing w:line="360" w:lineRule="auto"/>
+        <w:rPr>
+          <w:rFonts w:ascii="宋体" w:eastAsia="宋体" w:hAnsi="宋体" w:hint="eastAsia"/>
+          <w:sz w:val="24"/>
+          <w:szCs w:val="24"/>
+        </w:rPr>
       </w:pPr>
       <w:r>
         <w:rPr>
@@ -4738,47 +4820,47 @@
           <w:sz w:val="24"/>
           <w:szCs w:val="24"/>
         </w:rPr>
-        <w:t>变量被定义之后就会在内存中分配对应大小的空间，程序执行的过程中就通过</w:t>
-      </w:r>
-      <w:r>
-        <w:rPr>
-          <w:rFonts w:ascii="宋体" w:eastAsia="宋体" w:hAnsi="宋体" w:hint="eastAsia"/>
-          <w:sz w:val="24"/>
-          <w:szCs w:val="24"/>
-        </w:rPr>
-        <w:t>变量名来访问内存，实现对变量的读写，变量名就相当于地址。</w:t>
-      </w:r>
-      <w:r>
-        <w:rPr>
-          <w:rFonts w:ascii="宋体" w:eastAsia="宋体" w:hAnsi="宋体" w:hint="eastAsia"/>
-          <w:sz w:val="24"/>
-          <w:szCs w:val="24"/>
-        </w:rPr>
-        <w:t>指针变量就是一个指向内存地址的变量，指针变量里存放的是一个地址。指针变量也有类型，类型表示指针变量中存放的地址指向什么类型的内存单元。例如一个地址中存放的是字符类型的数据，那么指向这个地址的指针就是字符类型指针。</w:t>
-      </w:r>
-      <w:r>
-        <w:rPr>
-          <w:rFonts w:ascii="宋体" w:eastAsia="宋体" w:hAnsi="宋体" w:hint="eastAsia"/>
-          <w:sz w:val="24"/>
-          <w:szCs w:val="24"/>
-        </w:rPr>
-        <w:t>直接操作变量进行读写，叫做直接访问。通过指针来操作变量进行读写叫间接访问。</w:t>
-      </w:r>
-      <w:r>
-        <w:rPr>
-          <w:rFonts w:ascii="宋体" w:eastAsia="宋体" w:hAnsi="宋体" w:hint="eastAsia"/>
-          <w:sz w:val="24"/>
-          <w:szCs w:val="24"/>
-        </w:rPr>
-        <w:t>指针变量的大小是固定的，跟所运行的操作系统有关，例如STM32中指针变量的大小一定是32位4个字节，在电脑上就是64位，8个字节</w:t>
-      </w:r>
-      <w:r>
-        <w:rPr>
-          <w:rFonts w:ascii="宋体" w:eastAsia="宋体" w:hAnsi="宋体" w:hint="eastAsia"/>
-          <w:sz w:val="24"/>
-          <w:szCs w:val="24"/>
-        </w:rPr>
-        <w:t>，这个大小跟指向的类型无关，只跟操作系统有关</w:t>
+        <w:t>数组名就是这个数组首元素的地址，本质上是一个地址信息</w:t>
+      </w:r>
+      <w:r>
+        <w:rPr>
+          <w:rFonts w:ascii="宋体" w:eastAsia="宋体" w:hAnsi="宋体" w:hint="eastAsia"/>
+          <w:sz w:val="24"/>
+          <w:szCs w:val="24"/>
+        </w:rPr>
+        <w:t>，或者可以理解为地址常量</w:t>
+      </w:r>
+      <w:r>
+        <w:rPr>
+          <w:rFonts w:ascii="宋体" w:eastAsia="宋体" w:hAnsi="宋体" w:hint="eastAsia"/>
+          <w:sz w:val="24"/>
+          <w:szCs w:val="24"/>
+        </w:rPr>
+        <w:t>。由于数组的本质是内存中一段连续的空间，所以知道首元素地址后，就可以在首元素地址的基础上+所占内存空间大小，进行后续元素的访问。</w:t>
+      </w:r>
+      <w:r>
+        <w:rPr>
+          <w:rFonts w:ascii="宋体" w:eastAsia="宋体" w:hAnsi="宋体" w:hint="eastAsia"/>
+          <w:sz w:val="24"/>
+          <w:szCs w:val="24"/>
+        </w:rPr>
+        <w:t>例如，字符类型在内存中占据1个字节，假设该字符数组首元素地址为0x0000，那么下一个元素的地址为0x0001，以此类推；整型类型在内存中占据4个字节，假设该整型数组的首元素地址为0x0000，那么下一个元素的地址为0x0004，以此类推。</w:t>
+      </w:r>
+      <w:r>
+        <w:rPr>
+          <w:rFonts w:ascii="宋体" w:eastAsia="宋体" w:hAnsi="宋体" w:hint="eastAsia"/>
+          <w:sz w:val="24"/>
+          <w:szCs w:val="24"/>
+        </w:rPr>
+        <w:t>所以如果用指针指向数组，那么在这种情况下，进行指针加减运算，相当于将指针指向当前位置的前n个或后n个元素，从而实现数组元素索引</w:t>
+      </w:r>
+      <w:r>
+        <w:rPr>
+          <w:rFonts w:ascii="宋体" w:eastAsia="宋体" w:hAnsi="宋体" w:hint="eastAsia"/>
+          <w:sz w:val="24"/>
+          <w:szCs w:val="24"/>
+        </w:rPr>
+        <w:t>，在这种情况下的加减n，并不是地址加减n，而是指向的元素顺序加减n</w:t>
       </w:r>
       <w:r>
         <w:rPr>
@@ -4794,88 +4876,6 @@
           <w:sz w:val="24"/>
           <w:szCs w:val="24"/>
         </w:rPr>
-        <w:t>未初始化的指针，就是野指针，即使这个指针哪都不指向，也应该赋值为NULL，而不是不赋值。</w:t>
-      </w:r>
-    </w:p>
-    <w:p>
-      <w:pPr>
-        <w:spacing w:line="360" w:lineRule="auto"/>
-        <w:rPr>
-          <w:rFonts w:ascii="宋体" w:eastAsia="宋体" w:hAnsi="宋体"/>
-          <w:sz w:val="24"/>
-          <w:szCs w:val="24"/>
-        </w:rPr>
-      </w:pPr>
-      <w:r>
-        <w:rPr>
-          <w:rFonts w:ascii="宋体" w:eastAsia="宋体" w:hAnsi="宋体"/>
-          <w:sz w:val="24"/>
-          <w:szCs w:val="24"/>
-        </w:rPr>
-        <w:tab/>
-      </w:r>
-      <w:r>
-        <w:rPr>
-          <w:rFonts w:ascii="宋体" w:eastAsia="宋体" w:hAnsi="宋体" w:hint="eastAsia"/>
-          <w:sz w:val="24"/>
-          <w:szCs w:val="24"/>
-        </w:rPr>
-        <w:t>数组名就是这个数组首元素的地址，本质上是一个地址信息</w:t>
-      </w:r>
-      <w:r>
-        <w:rPr>
-          <w:rFonts w:ascii="宋体" w:eastAsia="宋体" w:hAnsi="宋体" w:hint="eastAsia"/>
-          <w:sz w:val="24"/>
-          <w:szCs w:val="24"/>
-        </w:rPr>
-        <w:t>，或者可以理解为地址常量</w:t>
-      </w:r>
-      <w:r>
-        <w:rPr>
-          <w:rFonts w:ascii="宋体" w:eastAsia="宋体" w:hAnsi="宋体" w:hint="eastAsia"/>
-          <w:sz w:val="24"/>
-          <w:szCs w:val="24"/>
-        </w:rPr>
-        <w:t>。由于数组的本质是内存中一段连续的空间，所以知道首元素地址后，就可以在首元素地址的基础上+所占内存空间大小，进行后续元素的访问。</w:t>
-      </w:r>
-      <w:r>
-        <w:rPr>
-          <w:rFonts w:ascii="宋体" w:eastAsia="宋体" w:hAnsi="宋体" w:hint="eastAsia"/>
-          <w:sz w:val="24"/>
-          <w:szCs w:val="24"/>
-        </w:rPr>
-        <w:t>例如，字符类型在内存中占据1个字节，假设该字符数组首元素地址为0x0000，那么下一个元素的地址为0x0001，以此类推；整型类型在内存中占据4个字节，假设该整型数组的首元素地址为0x0000，那么下一个元素的地址为0x0004，以此类推。</w:t>
-      </w:r>
-      <w:r>
-        <w:rPr>
-          <w:rFonts w:ascii="宋体" w:eastAsia="宋体" w:hAnsi="宋体" w:hint="eastAsia"/>
-          <w:sz w:val="24"/>
-          <w:szCs w:val="24"/>
-        </w:rPr>
-        <w:t>所以如果用指针指向数组，那么在这种情况下，进行指针加减运算，相当于将指针指向当前位置的前n个或后n个元素，从而实现数组元素索引</w:t>
-      </w:r>
-      <w:r>
-        <w:rPr>
-          <w:rFonts w:ascii="宋体" w:eastAsia="宋体" w:hAnsi="宋体" w:hint="eastAsia"/>
-          <w:sz w:val="24"/>
-          <w:szCs w:val="24"/>
-        </w:rPr>
-        <w:t>，在这种情况下的加减n，并不是地址加减n，而是指向的元素顺序加减n</w:t>
-      </w:r>
-      <w:r>
-        <w:rPr>
-          <w:rFonts w:ascii="宋体" w:eastAsia="宋体" w:hAnsi="宋体" w:hint="eastAsia"/>
-          <w:sz w:val="24"/>
-          <w:szCs w:val="24"/>
-        </w:rPr>
-        <w:t>。</w:t>
-      </w:r>
-      <w:r>
-        <w:rPr>
-          <w:rFonts w:ascii="宋体" w:eastAsia="宋体" w:hAnsi="宋体" w:hint="eastAsia"/>
-          <w:sz w:val="24"/>
-          <w:szCs w:val="24"/>
-        </w:rPr>
         <w:t>更直接的理解就是，char类型的指针变量加1，就是地址偏移1个字节，int类型的指针变量加1，就是地址偏移4个字节。</w:t>
       </w:r>
     </w:p>
@@ -4883,7 +4883,7 @@
       <w:pPr>
         <w:spacing w:line="360" w:lineRule="auto"/>
         <w:rPr>
-          <w:rFonts w:ascii="宋体" w:eastAsia="宋体" w:hAnsi="宋体"/>
+          <w:rFonts w:ascii="宋体" w:eastAsia="宋体" w:hAnsi="宋体" w:hint="eastAsia"/>
           <w:sz w:val="24"/>
           <w:szCs w:val="24"/>
         </w:rPr>
@@ -5010,6 +5010,1388 @@
           <w:szCs w:val="24"/>
         </w:rPr>
         <w:t>一个指针不指向任何数据，即NULL，就叫空指针。野指针和空指针是不一样的，野指针是没有任何初始值，会随机指向一个地址，造成错误的访问，空指针不指向任何地址，但它有初始值，为NULL。</w:t>
+      </w:r>
+    </w:p>
+    <w:p>
+      <w:pPr>
+        <w:spacing w:line="360" w:lineRule="auto"/>
+        <w:rPr>
+          <w:rFonts w:ascii="宋体" w:eastAsia="宋体" w:hAnsi="宋体" w:hint="eastAsia"/>
+          <w:sz w:val="24"/>
+          <w:szCs w:val="24"/>
+        </w:rPr>
+      </w:pPr>
+      <w:r>
+        <w:rPr>
+          <w:rFonts w:ascii="宋体" w:eastAsia="宋体" w:hAnsi="宋体"/>
+          <w:sz w:val="24"/>
+          <w:szCs w:val="24"/>
+        </w:rPr>
+        <w:tab/>
+      </w:r>
+      <w:r>
+        <w:rPr>
+          <w:rFonts w:ascii="宋体" w:eastAsia="宋体" w:hAnsi="宋体" w:hint="eastAsia"/>
+          <w:sz w:val="24"/>
+          <w:szCs w:val="24"/>
+        </w:rPr>
+        <w:t>常量与指针</w:t>
+      </w:r>
+      <w:r>
+        <w:rPr>
+          <w:rFonts w:ascii="宋体" w:eastAsia="宋体" w:hAnsi="宋体" w:hint="eastAsia"/>
+          <w:sz w:val="24"/>
+          <w:szCs w:val="24"/>
+        </w:rPr>
+        <w:t>。变量与常量最大的区别在于变量可以被改变，而常量不可以被改变，但如果使用const关键字对变量进行修饰，可以使得变量变得跟常量一样，变得只读不可写</w:t>
+      </w:r>
+      <w:r>
+        <w:rPr>
+          <w:rFonts w:ascii="宋体" w:eastAsia="宋体" w:hAnsi="宋体" w:hint="eastAsia"/>
+          <w:sz w:val="24"/>
+          <w:szCs w:val="24"/>
+        </w:rPr>
+        <w:t>，失去了可以被修改的属性。同理，即使用常量指针，获取到常量的地址，也是不可以修改值，只能读值。</w:t>
+      </w:r>
+      <w:r>
+        <w:rPr>
+          <w:rFonts w:ascii="宋体" w:eastAsia="宋体" w:hAnsi="宋体" w:hint="eastAsia"/>
+          <w:sz w:val="24"/>
+          <w:szCs w:val="24"/>
+        </w:rPr>
+        <w:t>指向</w:t>
+      </w:r>
+      <w:r>
+        <w:rPr>
+          <w:rFonts w:ascii="宋体" w:eastAsia="宋体" w:hAnsi="宋体" w:hint="eastAsia"/>
+          <w:sz w:val="24"/>
+          <w:szCs w:val="24"/>
+        </w:rPr>
+        <w:t>常量</w:t>
+      </w:r>
+      <w:r>
+        <w:rPr>
+          <w:rFonts w:ascii="宋体" w:eastAsia="宋体" w:hAnsi="宋体" w:hint="eastAsia"/>
+          <w:sz w:val="24"/>
+          <w:szCs w:val="24"/>
+        </w:rPr>
+        <w:t>的</w:t>
+      </w:r>
+      <w:r>
+        <w:rPr>
+          <w:rFonts w:ascii="宋体" w:eastAsia="宋体" w:hAnsi="宋体" w:hint="eastAsia"/>
+          <w:sz w:val="24"/>
+          <w:szCs w:val="24"/>
+        </w:rPr>
+        <w:t>指针</w:t>
+      </w:r>
+      <w:r>
+        <w:rPr>
+          <w:rFonts w:ascii="宋体" w:eastAsia="宋体" w:hAnsi="宋体" w:hint="eastAsia"/>
+          <w:sz w:val="24"/>
+          <w:szCs w:val="24"/>
+        </w:rPr>
+        <w:t>（const int *p）</w:t>
+      </w:r>
+      <w:r>
+        <w:rPr>
+          <w:rFonts w:ascii="宋体" w:eastAsia="宋体" w:hAnsi="宋体" w:hint="eastAsia"/>
+          <w:sz w:val="24"/>
+          <w:szCs w:val="24"/>
+        </w:rPr>
+        <w:t>是可以被改变的，可以指向常量，也可以指向变量。</w:t>
+      </w:r>
+      <w:r>
+        <w:rPr>
+          <w:rFonts w:ascii="宋体" w:eastAsia="宋体" w:hAnsi="宋体" w:hint="eastAsia"/>
+          <w:sz w:val="24"/>
+          <w:szCs w:val="24"/>
+        </w:rPr>
+        <w:t>常量指针</w:t>
+      </w:r>
+      <w:r>
+        <w:rPr>
+          <w:rFonts w:ascii="宋体" w:eastAsia="宋体" w:hAnsi="宋体" w:hint="eastAsia"/>
+          <w:sz w:val="24"/>
+          <w:szCs w:val="24"/>
+        </w:rPr>
+        <w:t>（int * const p</w:t>
+      </w:r>
+      <w:r>
+        <w:rPr>
+          <w:rFonts w:ascii="宋体" w:eastAsia="宋体" w:hAnsi="宋体"/>
+          <w:sz w:val="24"/>
+          <w:szCs w:val="24"/>
+        </w:rPr>
+        <w:t>）</w:t>
+      </w:r>
+      <w:r>
+        <w:rPr>
+          <w:rFonts w:ascii="宋体" w:eastAsia="宋体" w:hAnsi="宋体" w:hint="eastAsia"/>
+          <w:sz w:val="24"/>
+          <w:szCs w:val="24"/>
+        </w:rPr>
+        <w:t>跟常量一个道理，</w:t>
+      </w:r>
+      <w:r>
+        <w:rPr>
+          <w:rFonts w:ascii="宋体" w:eastAsia="宋体" w:hAnsi="宋体" w:hint="eastAsia"/>
+          <w:sz w:val="24"/>
+          <w:szCs w:val="24"/>
+        </w:rPr>
+        <w:t>该指针的值（地址）不能被修改，但是地址中保存的值可以修改。</w:t>
+      </w:r>
+    </w:p>
+    <w:p>
+      <w:pPr>
+        <w:spacing w:line="360" w:lineRule="auto"/>
+        <w:rPr>
+          <w:rFonts w:ascii="宋体" w:eastAsia="宋体" w:hAnsi="宋体" w:hint="eastAsia"/>
+          <w:sz w:val="24"/>
+          <w:szCs w:val="24"/>
+        </w:rPr>
+      </w:pPr>
+      <w:r>
+        <w:rPr>
+          <w:rFonts w:ascii="宋体" w:eastAsia="宋体" w:hAnsi="宋体" w:hint="eastAsia"/>
+          <w:sz w:val="24"/>
+          <w:szCs w:val="24"/>
+        </w:rPr>
+        <w:t>16、函数</w:t>
+      </w:r>
+    </w:p>
+    <w:p>
+      <w:pPr>
+        <w:spacing w:line="360" w:lineRule="auto"/>
+        <w:rPr>
+          <w:rFonts w:ascii="宋体" w:eastAsia="宋体" w:hAnsi="宋体" w:hint="eastAsia"/>
+          <w:sz w:val="24"/>
+          <w:szCs w:val="24"/>
+        </w:rPr>
+      </w:pPr>
+      <w:r>
+        <w:rPr>
+          <w:rFonts w:ascii="宋体" w:eastAsia="宋体" w:hAnsi="宋体"/>
+          <w:sz w:val="24"/>
+          <w:szCs w:val="24"/>
+        </w:rPr>
+        <w:tab/>
+      </w:r>
+      <w:r>
+        <w:rPr>
+          <w:rFonts w:ascii="宋体" w:eastAsia="宋体" w:hAnsi="宋体" w:hint="eastAsia"/>
+          <w:sz w:val="24"/>
+          <w:szCs w:val="24"/>
+        </w:rPr>
+        <w:t>实参和形参的功能是数据传输，当函数被调用时实参的值就会传递给形参进行计算，这种数据传输的过程是具有单向性的，只能将实参的值传输给形参，不能将形参的值传输给实参</w:t>
+      </w:r>
+      <w:r>
+        <w:rPr>
+          <w:rFonts w:ascii="宋体" w:eastAsia="宋体" w:hAnsi="宋体" w:hint="eastAsia"/>
+          <w:sz w:val="24"/>
+          <w:szCs w:val="24"/>
+        </w:rPr>
+        <w:t>，形参变量仅在函数内部有效，离开函数就不能被调用被修改。</w:t>
+      </w:r>
+    </w:p>
+    <w:p>
+      <w:pPr>
+        <w:spacing w:line="360" w:lineRule="auto"/>
+        <w:rPr>
+          <w:rFonts w:ascii="宋体" w:eastAsia="宋体" w:hAnsi="宋体" w:hint="eastAsia"/>
+          <w:sz w:val="24"/>
+          <w:szCs w:val="24"/>
+        </w:rPr>
+      </w:pPr>
+      <w:r>
+        <w:rPr>
+          <w:rFonts w:ascii="宋体" w:eastAsia="宋体" w:hAnsi="宋体"/>
+          <w:sz w:val="24"/>
+          <w:szCs w:val="24"/>
+        </w:rPr>
+        <w:tab/>
+      </w:r>
+      <w:r>
+        <w:rPr>
+          <w:rFonts w:ascii="宋体" w:eastAsia="宋体" w:hAnsi="宋体" w:hint="eastAsia"/>
+          <w:sz w:val="24"/>
+          <w:szCs w:val="24"/>
+        </w:rPr>
+        <w:t>传值和传址。</w:t>
+      </w:r>
+      <w:r>
+        <w:rPr>
+          <w:rFonts w:ascii="宋体" w:eastAsia="宋体" w:hAnsi="宋体" w:hint="eastAsia"/>
+          <w:sz w:val="24"/>
+          <w:szCs w:val="24"/>
+        </w:rPr>
+        <w:t>一个变量以数值的形式作为实参传递给函数后，在函数内部运算的是函数内部的变量，所以传进去的变量其实并未被改变。如果是将变量的址传进去，那么在函数内部就可以修改地址内的东西，传进去的变量就可以被改变</w:t>
+      </w:r>
+      <w:r>
+        <w:rPr>
+          <w:rFonts w:ascii="宋体" w:eastAsia="宋体" w:hAnsi="宋体" w:hint="eastAsia"/>
+          <w:sz w:val="24"/>
+          <w:szCs w:val="24"/>
+        </w:rPr>
+        <w:t>，因为得到了变量的地址就可以对变量进行读写。</w:t>
+      </w:r>
+      <w:r>
+        <w:rPr>
+          <w:rFonts w:ascii="宋体" w:eastAsia="宋体" w:hAnsi="宋体" w:hint="eastAsia"/>
+          <w:sz w:val="24"/>
+          <w:szCs w:val="24"/>
+        </w:rPr>
+        <w:t>将数组名作为参数传递到函数时，传递的是数组第一个元素的地址，并不是一个完整的数组。</w:t>
+      </w:r>
+    </w:p>
+    <w:p>
+      <w:pPr>
+        <w:spacing w:line="360" w:lineRule="auto"/>
+        <w:rPr>
+          <w:rFonts w:ascii="宋体" w:eastAsia="宋体" w:hAnsi="宋体" w:hint="eastAsia"/>
+          <w:sz w:val="24"/>
+          <w:szCs w:val="24"/>
+        </w:rPr>
+      </w:pPr>
+      <w:r>
+        <w:rPr>
+          <w:rFonts w:ascii="宋体" w:eastAsia="宋体" w:hAnsi="宋体"/>
+          <w:sz w:val="24"/>
+          <w:szCs w:val="24"/>
+        </w:rPr>
+        <w:tab/>
+      </w:r>
+      <w:r>
+        <w:rPr>
+          <w:rFonts w:ascii="宋体" w:eastAsia="宋体" w:hAnsi="宋体" w:hint="eastAsia"/>
+          <w:sz w:val="24"/>
+          <w:szCs w:val="24"/>
+        </w:rPr>
+        <w:t>函数的类型就是函数返回值的类型。</w:t>
+      </w:r>
+      <w:r>
+        <w:rPr>
+          <w:rFonts w:ascii="宋体" w:eastAsia="宋体" w:hAnsi="宋体" w:hint="eastAsia"/>
+          <w:sz w:val="24"/>
+          <w:szCs w:val="24"/>
+        </w:rPr>
+        <w:t>定义指针类型的函数时，千万要注意不要返回局部变量的指针</w:t>
+      </w:r>
+      <w:r>
+        <w:rPr>
+          <w:rFonts w:ascii="宋体" w:eastAsia="宋体" w:hAnsi="宋体" w:hint="eastAsia"/>
+          <w:sz w:val="24"/>
+          <w:szCs w:val="24"/>
+        </w:rPr>
+        <w:t>，局部变量的作用域仅限于所定义的函数，不能将其地址返回。</w:t>
+      </w:r>
+      <w:r>
+        <w:rPr>
+          <w:rFonts w:ascii="宋体" w:eastAsia="宋体" w:hAnsi="宋体" w:hint="eastAsia"/>
+          <w:sz w:val="24"/>
+          <w:szCs w:val="24"/>
+        </w:rPr>
+        <w:t>函数名其实也是函数的地址。函数指针，就是指向函数的指针。</w:t>
+      </w:r>
+    </w:p>
+    <w:p>
+      <w:pPr>
+        <w:spacing w:line="360" w:lineRule="auto"/>
+        <w:rPr>
+          <w:rFonts w:ascii="宋体" w:eastAsia="宋体" w:hAnsi="宋体" w:hint="eastAsia"/>
+          <w:sz w:val="24"/>
+          <w:szCs w:val="24"/>
+        </w:rPr>
+      </w:pPr>
+    </w:p>
+    <w:p>
+      <w:pPr>
+        <w:spacing w:line="360" w:lineRule="auto"/>
+        <w:rPr>
+          <w:rFonts w:ascii="宋体" w:eastAsia="宋体" w:hAnsi="宋体" w:hint="eastAsia"/>
+          <w:sz w:val="24"/>
+          <w:szCs w:val="24"/>
+        </w:rPr>
+      </w:pPr>
+      <w:r>
+        <w:rPr>
+          <w:rFonts w:ascii="宋体" w:eastAsia="宋体" w:hAnsi="宋体" w:hint="eastAsia"/>
+          <w:sz w:val="24"/>
+          <w:szCs w:val="24"/>
+        </w:rPr>
+        <w:lastRenderedPageBreak/>
+        <w:t>车规级芯片s32k144</w:t>
+      </w:r>
+      <w:r>
+        <w:rPr>
+          <w:rFonts w:ascii="宋体" w:eastAsia="宋体" w:hAnsi="宋体" w:hint="eastAsia"/>
+          <w:sz w:val="24"/>
+          <w:szCs w:val="24"/>
+        </w:rPr>
+        <w:t>学习：</w:t>
+      </w:r>
+    </w:p>
+    <w:p>
+      <w:pPr>
+        <w:pStyle w:val="a9"/>
+        <w:numPr>
+          <w:ilvl w:val="0"/>
+          <w:numId w:val="1"/>
+        </w:numPr>
+        <w:spacing w:line="360" w:lineRule="auto"/>
+        <w:rPr>
+          <w:rFonts w:ascii="宋体" w:eastAsia="宋体" w:hAnsi="宋体" w:hint="eastAsia"/>
+          <w:sz w:val="24"/>
+          <w:szCs w:val="24"/>
+        </w:rPr>
+      </w:pPr>
+      <w:r>
+        <w:rPr>
+          <w:rFonts w:ascii="宋体" w:eastAsia="宋体" w:hAnsi="宋体" w:hint="eastAsia"/>
+          <w:sz w:val="24"/>
+          <w:szCs w:val="24"/>
+        </w:rPr>
+        <w:t>s32k144时钟架构</w:t>
+      </w:r>
+    </w:p>
+    <w:p>
+      <w:pPr>
+        <w:spacing w:line="360" w:lineRule="auto"/>
+        <w:ind w:firstLine="360"/>
+        <w:rPr>
+          <w:rFonts w:ascii="宋体" w:eastAsia="宋体" w:hAnsi="宋体" w:hint="eastAsia"/>
+          <w:sz w:val="24"/>
+          <w:szCs w:val="24"/>
+        </w:rPr>
+      </w:pPr>
+      <w:r>
+        <w:rPr>
+          <w:rFonts w:ascii="宋体" w:eastAsia="宋体" w:hAnsi="宋体" w:hint="eastAsia"/>
+          <w:sz w:val="24"/>
+          <w:szCs w:val="24"/>
+        </w:rPr>
+        <w:t>STM32</w:t>
+      </w:r>
+      <w:r>
+        <w:rPr>
+          <w:rFonts w:ascii="宋体" w:eastAsia="宋体" w:hAnsi="宋体" w:hint="eastAsia"/>
+          <w:sz w:val="24"/>
+          <w:szCs w:val="24"/>
+        </w:rPr>
+        <w:t>的时钟源是</w:t>
+      </w:r>
+      <w:r>
+        <w:rPr>
+          <w:rFonts w:ascii="宋体" w:eastAsia="宋体" w:hAnsi="宋体" w:hint="eastAsia"/>
+          <w:sz w:val="24"/>
+          <w:szCs w:val="24"/>
+        </w:rPr>
+        <w:t xml:space="preserve"> HSI（内部高速）和 HSE（外部高速）。</w:t>
+      </w:r>
+      <w:r>
+        <w:rPr>
+          <w:rFonts w:ascii="宋体" w:eastAsia="宋体" w:hAnsi="宋体" w:hint="eastAsia"/>
+          <w:sz w:val="24"/>
+          <w:szCs w:val="24"/>
+        </w:rPr>
+        <w:t>s32k144的时钟源来源是</w:t>
+      </w:r>
+      <w:r>
+        <w:rPr>
+          <w:rFonts w:ascii="宋体" w:eastAsia="宋体" w:hAnsi="宋体" w:hint="eastAsia"/>
+          <w:sz w:val="24"/>
+          <w:szCs w:val="24"/>
+        </w:rPr>
+        <w:t>FIRC (Fast IRC)</w:t>
+      </w:r>
+      <w:r>
+        <w:rPr>
+          <w:rFonts w:ascii="宋体" w:eastAsia="宋体" w:hAnsi="宋体" w:hint="eastAsia"/>
+          <w:sz w:val="24"/>
+          <w:szCs w:val="24"/>
+        </w:rPr>
+        <w:t>，</w:t>
+      </w:r>
+      <w:r>
+        <w:rPr>
+          <w:rFonts w:ascii="宋体" w:eastAsia="宋体" w:hAnsi="宋体" w:hint="eastAsia"/>
+          <w:sz w:val="24"/>
+          <w:szCs w:val="24"/>
+        </w:rPr>
+        <w:t>内部快速参考时钟，固定输出48MHz。这是芯片复位后的默认系统时钟，精度很高（车规级温飘控制得很好），很多简单的应用甚至不需要外部晶振</w:t>
+      </w:r>
+      <w:r>
+        <w:rPr>
+          <w:rFonts w:ascii="宋体" w:eastAsia="宋体" w:hAnsi="宋体" w:hint="eastAsia"/>
+          <w:sz w:val="24"/>
+          <w:szCs w:val="24"/>
+        </w:rPr>
+        <w:t>；</w:t>
+      </w:r>
+      <w:r>
+        <w:rPr>
+          <w:rFonts w:ascii="宋体" w:eastAsia="宋体" w:hAnsi="宋体" w:hint="eastAsia"/>
+          <w:sz w:val="24"/>
+          <w:szCs w:val="24"/>
+        </w:rPr>
+        <w:t>SIRC (Slow IRC)</w:t>
+      </w:r>
+      <w:r>
+        <w:rPr>
+          <w:rFonts w:ascii="宋体" w:eastAsia="宋体" w:hAnsi="宋体" w:hint="eastAsia"/>
+          <w:sz w:val="24"/>
+          <w:szCs w:val="24"/>
+        </w:rPr>
+        <w:t>，</w:t>
+      </w:r>
+      <w:r>
+        <w:rPr>
+          <w:rFonts w:ascii="宋体" w:eastAsia="宋体" w:hAnsi="宋体" w:hint="eastAsia"/>
+          <w:sz w:val="24"/>
+          <w:szCs w:val="24"/>
+        </w:rPr>
+        <w:t>内部慢速参考时钟，固定输出 8MHz</w:t>
+      </w:r>
+      <w:r>
+        <w:rPr>
+          <w:rFonts w:ascii="宋体" w:eastAsia="宋体" w:hAnsi="宋体" w:hint="eastAsia"/>
+          <w:sz w:val="24"/>
+          <w:szCs w:val="24"/>
+        </w:rPr>
+        <w:t>，</w:t>
+      </w:r>
+      <w:r>
+        <w:rPr>
+          <w:rFonts w:ascii="宋体" w:eastAsia="宋体" w:hAnsi="宋体" w:hint="eastAsia"/>
+          <w:sz w:val="24"/>
+          <w:szCs w:val="24"/>
+        </w:rPr>
+        <w:t>主要用于低功耗模式</w:t>
+      </w:r>
+      <w:r>
+        <w:rPr>
+          <w:rFonts w:ascii="宋体" w:eastAsia="宋体" w:hAnsi="宋体" w:hint="eastAsia"/>
+          <w:sz w:val="24"/>
+          <w:szCs w:val="24"/>
+        </w:rPr>
+        <w:t>；</w:t>
+      </w:r>
+      <w:r>
+        <w:rPr>
+          <w:rFonts w:ascii="宋体" w:eastAsia="宋体" w:hAnsi="宋体" w:hint="eastAsia"/>
+          <w:sz w:val="24"/>
+          <w:szCs w:val="24"/>
+        </w:rPr>
+        <w:t>SOSC (System Oscillator)</w:t>
+      </w:r>
+      <w:r>
+        <w:rPr>
+          <w:rFonts w:ascii="宋体" w:eastAsia="宋体" w:hAnsi="宋体" w:hint="eastAsia"/>
+          <w:sz w:val="24"/>
+          <w:szCs w:val="24"/>
+        </w:rPr>
+        <w:t>，</w:t>
+      </w:r>
+      <w:r>
+        <w:rPr>
+          <w:rFonts w:ascii="宋体" w:eastAsia="宋体" w:hAnsi="宋体" w:hint="eastAsia"/>
+          <w:sz w:val="24"/>
+          <w:szCs w:val="24"/>
+        </w:rPr>
+        <w:t>外部晶振（相当于 STM32 的 HSE）</w:t>
+      </w:r>
+      <w:r>
+        <w:rPr>
+          <w:rFonts w:ascii="宋体" w:eastAsia="宋体" w:hAnsi="宋体" w:hint="eastAsia"/>
+          <w:sz w:val="24"/>
+          <w:szCs w:val="24"/>
+        </w:rPr>
+        <w:t>，</w:t>
+      </w:r>
+      <w:r>
+        <w:rPr>
+          <w:rFonts w:ascii="宋体" w:eastAsia="宋体" w:hAnsi="宋体" w:hint="eastAsia"/>
+          <w:sz w:val="24"/>
+          <w:szCs w:val="24"/>
+        </w:rPr>
+        <w:t>在S32K144 开发板上，通常接的</w:t>
+      </w:r>
+      <w:r>
+        <w:rPr>
+          <w:rFonts w:ascii="宋体" w:eastAsia="宋体" w:hAnsi="宋体" w:hint="eastAsia"/>
+          <w:sz w:val="24"/>
+          <w:szCs w:val="24"/>
+        </w:rPr>
+        <w:t>是</w:t>
+      </w:r>
+      <w:r>
+        <w:rPr>
+          <w:rFonts w:ascii="宋体" w:eastAsia="宋体" w:hAnsi="宋体" w:hint="eastAsia"/>
+          <w:sz w:val="24"/>
+          <w:szCs w:val="24"/>
+        </w:rPr>
+        <w:t>8MHz的晶振</w:t>
+      </w:r>
+      <w:r>
+        <w:rPr>
+          <w:rFonts w:ascii="宋体" w:eastAsia="宋体" w:hAnsi="宋体" w:hint="eastAsia"/>
+          <w:sz w:val="24"/>
+          <w:szCs w:val="24"/>
+        </w:rPr>
+        <w:t>；</w:t>
+      </w:r>
+      <w:r>
+        <w:rPr>
+          <w:rFonts w:ascii="宋体" w:eastAsia="宋体" w:hAnsi="宋体" w:hint="eastAsia"/>
+          <w:sz w:val="24"/>
+          <w:szCs w:val="24"/>
+        </w:rPr>
+        <w:t>SPLL (System PLL)</w:t>
+      </w:r>
+      <w:r>
+        <w:rPr>
+          <w:rFonts w:ascii="宋体" w:eastAsia="宋体" w:hAnsi="宋体" w:hint="eastAsia"/>
+          <w:sz w:val="24"/>
+          <w:szCs w:val="24"/>
+        </w:rPr>
+        <w:t>，</w:t>
+      </w:r>
+      <w:r>
+        <w:rPr>
+          <w:rFonts w:ascii="宋体" w:eastAsia="宋体" w:hAnsi="宋体" w:hint="eastAsia"/>
+          <w:sz w:val="24"/>
+          <w:szCs w:val="24"/>
+        </w:rPr>
+        <w:t>锁相环</w:t>
+      </w:r>
+      <w:r>
+        <w:rPr>
+          <w:rFonts w:ascii="宋体" w:eastAsia="宋体" w:hAnsi="宋体" w:hint="eastAsia"/>
+          <w:sz w:val="24"/>
+          <w:szCs w:val="24"/>
+        </w:rPr>
+        <w:t>，</w:t>
+      </w:r>
+      <w:r>
+        <w:rPr>
+          <w:rFonts w:ascii="宋体" w:eastAsia="宋体" w:hAnsi="宋体" w:hint="eastAsia"/>
+          <w:sz w:val="24"/>
+          <w:szCs w:val="24"/>
+        </w:rPr>
+        <w:t>它可以将 SOSC 或 FIRC 的频率倍频</w:t>
+      </w:r>
+      <w:r>
+        <w:rPr>
+          <w:rFonts w:ascii="宋体" w:eastAsia="宋体" w:hAnsi="宋体" w:hint="eastAsia"/>
+          <w:sz w:val="24"/>
+          <w:szCs w:val="24"/>
+        </w:rPr>
+        <w:t>，</w:t>
+      </w:r>
+      <w:r>
+        <w:rPr>
+          <w:rFonts w:ascii="宋体" w:eastAsia="宋体" w:hAnsi="宋体" w:hint="eastAsia"/>
+          <w:sz w:val="24"/>
+          <w:szCs w:val="24"/>
+        </w:rPr>
+        <w:t>S32K144 跑满最高性能，就是靠 SPLL 将频率拉高到 112MHz</w:t>
+      </w:r>
+      <w:r>
+        <w:rPr>
+          <w:rFonts w:ascii="宋体" w:eastAsia="宋体" w:hAnsi="宋体" w:hint="eastAsia"/>
+          <w:sz w:val="24"/>
+          <w:szCs w:val="24"/>
+        </w:rPr>
+        <w:t>（s32k144的最高频率）；</w:t>
+      </w:r>
+      <w:r>
+        <w:rPr>
+          <w:rFonts w:ascii="宋体" w:eastAsia="宋体" w:hAnsi="宋体" w:hint="eastAsia"/>
+          <w:sz w:val="24"/>
+          <w:szCs w:val="24"/>
+        </w:rPr>
+        <w:t>LPO (Low Power Oscillator)</w:t>
+      </w:r>
+      <w:r>
+        <w:rPr>
+          <w:rFonts w:ascii="宋体" w:eastAsia="宋体" w:hAnsi="宋体" w:hint="eastAsia"/>
+          <w:sz w:val="24"/>
+          <w:szCs w:val="24"/>
+        </w:rPr>
+        <w:t>，</w:t>
+      </w:r>
+      <w:r>
+        <w:rPr>
+          <w:rFonts w:ascii="宋体" w:eastAsia="宋体" w:hAnsi="宋体" w:hint="eastAsia"/>
+          <w:sz w:val="24"/>
+          <w:szCs w:val="24"/>
+        </w:rPr>
+        <w:t>内部 128kHz 低功耗振荡器</w:t>
+      </w:r>
+      <w:r>
+        <w:rPr>
+          <w:rFonts w:ascii="宋体" w:eastAsia="宋体" w:hAnsi="宋体" w:hint="eastAsia"/>
+          <w:sz w:val="24"/>
+          <w:szCs w:val="24"/>
+        </w:rPr>
+        <w:t>，</w:t>
+      </w:r>
+      <w:r>
+        <w:rPr>
+          <w:rFonts w:ascii="宋体" w:eastAsia="宋体" w:hAnsi="宋体" w:hint="eastAsia"/>
+          <w:sz w:val="24"/>
+          <w:szCs w:val="24"/>
+        </w:rPr>
+        <w:t>专供看门狗（WDOG）和实时时钟（RTC）使用，保证即使主时钟全挂了，看门狗</w:t>
+      </w:r>
+      <w:r>
+        <w:rPr>
+          <w:rFonts w:ascii="宋体" w:eastAsia="宋体" w:hAnsi="宋体" w:hint="eastAsia"/>
+          <w:sz w:val="24"/>
+          <w:szCs w:val="24"/>
+        </w:rPr>
+        <w:t>和RTC依然可以正常工作</w:t>
+      </w:r>
+      <w:r>
+        <w:rPr>
+          <w:rFonts w:ascii="宋体" w:eastAsia="宋体" w:hAnsi="宋体" w:hint="eastAsia"/>
+          <w:sz w:val="24"/>
+          <w:szCs w:val="24"/>
+        </w:rPr>
+        <w:t>。</w:t>
+      </w:r>
+    </w:p>
+    <w:p>
+      <w:pPr>
+        <w:spacing w:line="360" w:lineRule="auto"/>
+        <w:ind w:firstLine="360"/>
+        <w:rPr>
+          <w:rFonts w:ascii="宋体" w:eastAsia="宋体" w:hAnsi="宋体" w:hint="eastAsia"/>
+          <w:sz w:val="24"/>
+          <w:szCs w:val="24"/>
+        </w:rPr>
+      </w:pPr>
+      <w:r>
+        <w:rPr>
+          <w:rFonts w:ascii="宋体" w:eastAsia="宋体" w:hAnsi="宋体" w:hint="eastAsia"/>
+          <w:sz w:val="24"/>
+          <w:szCs w:val="24"/>
+        </w:rPr>
+        <w:t xml:space="preserve">STM32F407 经过 PLL 倍频后得到 SYSCLK，然后分给 AHB 和 APB。S32K144 的 SCG 模块也会产生类似的核心总线，但划分略有不同。当把 SPLL </w:t>
+      </w:r>
+      <w:r>
+        <w:rPr>
+          <w:rFonts w:ascii="宋体" w:eastAsia="宋体" w:hAnsi="宋体" w:hint="eastAsia"/>
+          <w:sz w:val="24"/>
+          <w:szCs w:val="24"/>
+        </w:rPr>
+        <w:t>（锁相环）</w:t>
+      </w:r>
+      <w:r>
+        <w:rPr>
+          <w:rFonts w:ascii="宋体" w:eastAsia="宋体" w:hAnsi="宋体" w:hint="eastAsia"/>
+          <w:sz w:val="24"/>
+          <w:szCs w:val="24"/>
+        </w:rPr>
+        <w:t>配置为最高输出时，系统会产生以下几个时钟</w:t>
+      </w:r>
+      <w:r>
+        <w:rPr>
+          <w:rFonts w:ascii="宋体" w:eastAsia="宋体" w:hAnsi="宋体" w:hint="eastAsia"/>
+          <w:sz w:val="24"/>
+          <w:szCs w:val="24"/>
+        </w:rPr>
+        <w:t>线</w:t>
+      </w:r>
+      <w:r>
+        <w:rPr>
+          <w:rFonts w:ascii="宋体" w:eastAsia="宋体" w:hAnsi="宋体" w:hint="eastAsia"/>
+          <w:sz w:val="24"/>
+          <w:szCs w:val="24"/>
+        </w:rPr>
+        <w:t>：CORE_CLK (核心时钟) / SYS_CLK (系统时钟)供给 Cortex-M4F 内核</w:t>
+      </w:r>
+      <w:r>
+        <w:rPr>
+          <w:rFonts w:ascii="宋体" w:eastAsia="宋体" w:hAnsi="宋体" w:hint="eastAsia"/>
+          <w:sz w:val="24"/>
+          <w:szCs w:val="24"/>
+        </w:rPr>
+        <w:t>，s</w:t>
+      </w:r>
+      <w:r>
+        <w:rPr>
+          <w:rFonts w:ascii="宋体" w:eastAsia="宋体" w:hAnsi="宋体" w:hint="eastAsia"/>
+          <w:sz w:val="24"/>
+          <w:szCs w:val="24"/>
+        </w:rPr>
+        <w:t>32</w:t>
+      </w:r>
+      <w:r>
+        <w:rPr>
+          <w:rFonts w:ascii="宋体" w:eastAsia="宋体" w:hAnsi="宋体" w:hint="eastAsia"/>
+          <w:sz w:val="24"/>
+          <w:szCs w:val="24"/>
+        </w:rPr>
+        <w:t>k</w:t>
+      </w:r>
+      <w:r>
+        <w:rPr>
+          <w:rFonts w:ascii="宋体" w:eastAsia="宋体" w:hAnsi="宋体" w:hint="eastAsia"/>
+          <w:sz w:val="24"/>
+          <w:szCs w:val="24"/>
+        </w:rPr>
+        <w:t>144 有两种运行模式</w:t>
+      </w:r>
+      <w:r>
+        <w:rPr>
+          <w:rFonts w:ascii="宋体" w:eastAsia="宋体" w:hAnsi="宋体" w:hint="eastAsia"/>
+          <w:sz w:val="24"/>
+          <w:szCs w:val="24"/>
+        </w:rPr>
+        <w:t>，</w:t>
+      </w:r>
+      <w:r>
+        <w:rPr>
+          <w:rFonts w:ascii="宋体" w:eastAsia="宋体" w:hAnsi="宋体" w:hint="eastAsia"/>
+          <w:sz w:val="24"/>
+          <w:szCs w:val="24"/>
+        </w:rPr>
+        <w:t>在普通的 RUN 模式下，最高只能跑到 80MHz；要跑到最高的 112MHz，必须</w:t>
+      </w:r>
+      <w:r>
+        <w:rPr>
+          <w:rFonts w:ascii="宋体" w:eastAsia="宋体" w:hAnsi="宋体" w:hint="eastAsia"/>
+          <w:sz w:val="24"/>
+          <w:szCs w:val="24"/>
+        </w:rPr>
+        <w:t>要单独配置</w:t>
+      </w:r>
+      <w:r>
+        <w:rPr>
+          <w:rFonts w:ascii="宋体" w:eastAsia="宋体" w:hAnsi="宋体" w:hint="eastAsia"/>
+          <w:sz w:val="24"/>
+          <w:szCs w:val="24"/>
+        </w:rPr>
+        <w:t>将芯片切换到High Speed RUN模式。BUS_CLK (总线时钟)</w:t>
+      </w:r>
+      <w:r>
+        <w:rPr>
+          <w:rFonts w:ascii="宋体" w:eastAsia="宋体" w:hAnsi="宋体" w:hint="eastAsia"/>
+          <w:sz w:val="24"/>
+          <w:szCs w:val="24"/>
+        </w:rPr>
+        <w:t>，</w:t>
+      </w:r>
+      <w:r>
+        <w:rPr>
+          <w:rFonts w:ascii="宋体" w:eastAsia="宋体" w:hAnsi="宋体" w:hint="eastAsia"/>
+          <w:sz w:val="24"/>
+          <w:szCs w:val="24"/>
+        </w:rPr>
+        <w:t>供给大部分普通外设（类似 APB）。最高频率通常是 CORE_CLK 的一半（最高 56MHz）。FLASH_CLK (闪存时钟)</w:t>
+      </w:r>
+      <w:r>
+        <w:rPr>
+          <w:rFonts w:ascii="宋体" w:eastAsia="宋体" w:hAnsi="宋体" w:hint="eastAsia"/>
+          <w:sz w:val="24"/>
+          <w:szCs w:val="24"/>
+        </w:rPr>
+        <w:t>，</w:t>
+      </w:r>
+      <w:r>
+        <w:rPr>
+          <w:rFonts w:ascii="宋体" w:eastAsia="宋体" w:hAnsi="宋体" w:hint="eastAsia"/>
+          <w:sz w:val="24"/>
+          <w:szCs w:val="24"/>
+        </w:rPr>
+        <w:t>供给内部 Flash 读取。最高频率通常在 28MHz 左右。</w:t>
+      </w:r>
+      <w:r>
+        <w:rPr>
+          <w:rFonts w:ascii="宋体" w:eastAsia="宋体" w:hAnsi="宋体" w:hint="eastAsia"/>
+          <w:sz w:val="24"/>
+          <w:szCs w:val="24"/>
+        </w:rPr>
+        <w:t>综上所述，在普通RUN模式下，</w:t>
+      </w:r>
+      <w:r>
+        <w:rPr>
+          <w:rFonts w:ascii="宋体" w:eastAsia="宋体" w:hAnsi="宋体" w:hint="eastAsia"/>
+          <w:sz w:val="24"/>
+          <w:szCs w:val="24"/>
+        </w:rPr>
+        <w:t>内核</w:t>
+      </w:r>
+      <w:r>
+        <w:rPr>
+          <w:rFonts w:ascii="宋体" w:eastAsia="宋体" w:hAnsi="宋体" w:hint="eastAsia"/>
+          <w:sz w:val="24"/>
+          <w:szCs w:val="24"/>
+        </w:rPr>
+        <w:t>频率最高可以配置为80MHz，在High Speed RUN模式下，</w:t>
+      </w:r>
+      <w:r>
+        <w:rPr>
+          <w:rFonts w:ascii="宋体" w:eastAsia="宋体" w:hAnsi="宋体" w:hint="eastAsia"/>
+          <w:sz w:val="24"/>
+          <w:szCs w:val="24"/>
+        </w:rPr>
+        <w:t>内核</w:t>
+      </w:r>
+      <w:r>
+        <w:rPr>
+          <w:rFonts w:ascii="宋体" w:eastAsia="宋体" w:hAnsi="宋体" w:hint="eastAsia"/>
+          <w:sz w:val="24"/>
+          <w:szCs w:val="24"/>
+        </w:rPr>
+        <w:t>频率最高可以配置为112MHz。</w:t>
+      </w:r>
+    </w:p>
+    <w:p>
+      <w:pPr>
+        <w:spacing w:line="360" w:lineRule="auto"/>
+        <w:ind w:firstLine="360"/>
+        <w:rPr>
+          <w:rFonts w:ascii="宋体" w:eastAsia="宋体" w:hAnsi="宋体" w:hint="eastAsia"/>
+          <w:sz w:val="24"/>
+          <w:szCs w:val="24"/>
+        </w:rPr>
+      </w:pPr>
+      <w:r>
+        <w:rPr>
+          <w:rFonts w:ascii="宋体" w:eastAsia="宋体" w:hAnsi="宋体" w:hint="eastAsia"/>
+          <w:sz w:val="24"/>
+          <w:szCs w:val="24"/>
+        </w:rPr>
+        <w:t>PCC (Peripheral Clock Controller) 机制</w:t>
+      </w:r>
+      <w:r>
+        <w:rPr>
+          <w:rFonts w:ascii="宋体" w:eastAsia="宋体" w:hAnsi="宋体" w:hint="eastAsia"/>
+          <w:sz w:val="24"/>
+          <w:szCs w:val="24"/>
+        </w:rPr>
+        <w:t>：1、</w:t>
+      </w:r>
+      <w:r>
+        <w:rPr>
+          <w:rFonts w:ascii="宋体" w:eastAsia="宋体" w:hAnsi="宋体" w:hint="eastAsia"/>
+          <w:sz w:val="24"/>
+          <w:szCs w:val="24"/>
+        </w:rPr>
+        <w:t>时钟解耦</w:t>
+      </w:r>
+      <w:r>
+        <w:rPr>
+          <w:rFonts w:ascii="宋体" w:eastAsia="宋体" w:hAnsi="宋体" w:hint="eastAsia"/>
+          <w:sz w:val="24"/>
+          <w:szCs w:val="24"/>
+        </w:rPr>
+        <w:t>，</w:t>
+      </w:r>
+      <w:r>
+        <w:rPr>
+          <w:rFonts w:ascii="宋体" w:eastAsia="宋体" w:hAnsi="宋体" w:hint="eastAsia"/>
+          <w:sz w:val="24"/>
+          <w:szCs w:val="24"/>
+        </w:rPr>
+        <w:t>几乎每一个重要的外设（如 LPUART, FlexCAN, LPIT 定时器等），都可以独立选择它的工作时钟源</w:t>
+      </w:r>
+      <w:r>
+        <w:rPr>
+          <w:rFonts w:ascii="宋体" w:eastAsia="宋体" w:hAnsi="宋体" w:hint="eastAsia"/>
+          <w:sz w:val="24"/>
+          <w:szCs w:val="24"/>
+        </w:rPr>
+        <w:t>。2、</w:t>
+      </w:r>
+      <w:r>
+        <w:rPr>
+          <w:rFonts w:ascii="宋体" w:eastAsia="宋体" w:hAnsi="宋体" w:hint="eastAsia"/>
+          <w:sz w:val="24"/>
+          <w:szCs w:val="24"/>
+        </w:rPr>
+        <w:t>异步时钟，可以让 Cortex-M4 内核跑在 SPLL 产生的 112MHz 上，</w:t>
+      </w:r>
+      <w:r>
+        <w:rPr>
+          <w:rFonts w:ascii="宋体" w:eastAsia="宋体" w:hAnsi="宋体" w:hint="eastAsia"/>
+          <w:sz w:val="24"/>
+          <w:szCs w:val="24"/>
+        </w:rPr>
+        <w:t>同时</w:t>
+      </w:r>
+      <w:r>
+        <w:rPr>
+          <w:rFonts w:ascii="宋体" w:eastAsia="宋体" w:hAnsi="宋体" w:hint="eastAsia"/>
+          <w:sz w:val="24"/>
+          <w:szCs w:val="24"/>
+        </w:rPr>
+        <w:t>可以单独配置 FlexCAN 模块的时钟直接来源于 SOSC (外部 8MHz 晶振) 或 FIRC (内部 48MHz)。</w:t>
+      </w:r>
+      <w:r>
+        <w:rPr>
+          <w:rFonts w:ascii="宋体" w:eastAsia="宋体" w:hAnsi="宋体" w:hint="eastAsia"/>
+          <w:sz w:val="24"/>
+          <w:szCs w:val="24"/>
+        </w:rPr>
+        <w:t>（无论系统因为什么原因要进行动态频率调整，CAN、串口这些重要的</w:t>
+      </w:r>
+      <w:r>
+        <w:rPr>
+          <w:rFonts w:ascii="宋体" w:eastAsia="宋体" w:hAnsi="宋体" w:hint="eastAsia"/>
+          <w:sz w:val="24"/>
+          <w:szCs w:val="24"/>
+        </w:rPr>
+        <w:t>通讯的波特率不会被影响，因为可以单独配置）。</w:t>
+      </w:r>
+    </w:p>
+    <w:p>
+      <w:pPr>
+        <w:spacing w:line="360" w:lineRule="auto"/>
+        <w:ind w:firstLine="360"/>
+        <w:rPr>
+          <w:rFonts w:ascii="宋体" w:eastAsia="宋体" w:hAnsi="宋体" w:hint="eastAsia"/>
+          <w:sz w:val="24"/>
+          <w:szCs w:val="24"/>
+        </w:rPr>
+      </w:pPr>
+      <w:r>
+        <w:rPr>
+          <w:rFonts w:ascii="宋体" w:eastAsia="宋体" w:hAnsi="宋体" w:hint="eastAsia"/>
+          <w:sz w:val="24"/>
+          <w:szCs w:val="24"/>
+        </w:rPr>
+        <w:t>车规级芯片中</w:t>
+      </w:r>
+      <w:r>
+        <w:rPr>
+          <w:rFonts w:ascii="宋体" w:eastAsia="宋体" w:hAnsi="宋体" w:hint="eastAsia"/>
+          <w:sz w:val="24"/>
+          <w:szCs w:val="24"/>
+        </w:rPr>
+        <w:t>功能安全 (ISO 26262) 的体现</w:t>
+      </w:r>
+      <w:r>
+        <w:rPr>
+          <w:rFonts w:ascii="宋体" w:eastAsia="宋体" w:hAnsi="宋体" w:hint="eastAsia"/>
+          <w:sz w:val="24"/>
+          <w:szCs w:val="24"/>
+        </w:rPr>
+        <w:t>：</w:t>
+      </w:r>
+      <w:r>
+        <w:rPr>
+          <w:rFonts w:ascii="宋体" w:eastAsia="宋体" w:hAnsi="宋体" w:hint="eastAsia"/>
+          <w:sz w:val="24"/>
+          <w:szCs w:val="24"/>
+        </w:rPr>
+        <w:t>如果在车辆行驶中，外部的</w:t>
+      </w:r>
+      <w:r>
+        <w:rPr>
+          <w:rFonts w:ascii="宋体" w:eastAsia="宋体" w:hAnsi="宋体" w:hint="eastAsia"/>
+          <w:sz w:val="24"/>
+          <w:szCs w:val="24"/>
+        </w:rPr>
+        <w:lastRenderedPageBreak/>
+        <w:t>8MHz 晶振（SOSC）因为剧烈震动突然脱焊、损坏了，</w:t>
+      </w:r>
+      <w:r>
+        <w:rPr>
+          <w:rFonts w:ascii="宋体" w:eastAsia="宋体" w:hAnsi="宋体" w:hint="eastAsia"/>
+          <w:sz w:val="24"/>
+          <w:szCs w:val="24"/>
+        </w:rPr>
+        <w:t>普通的STM32直接就挂掉了，因为没有时钟产生心跳使系统正常运行。但是s</w:t>
+      </w:r>
+      <w:r>
+        <w:rPr>
+          <w:rFonts w:ascii="宋体" w:eastAsia="宋体" w:hAnsi="宋体" w:hint="eastAsia"/>
+          <w:sz w:val="24"/>
+          <w:szCs w:val="24"/>
+        </w:rPr>
+        <w:t>32</w:t>
+      </w:r>
+      <w:r>
+        <w:rPr>
+          <w:rFonts w:ascii="宋体" w:eastAsia="宋体" w:hAnsi="宋体" w:hint="eastAsia"/>
+          <w:sz w:val="24"/>
+          <w:szCs w:val="24"/>
+        </w:rPr>
+        <w:t>k</w:t>
+      </w:r>
+      <w:r>
+        <w:rPr>
+          <w:rFonts w:ascii="宋体" w:eastAsia="宋体" w:hAnsi="宋体" w:hint="eastAsia"/>
+          <w:sz w:val="24"/>
+          <w:szCs w:val="24"/>
+        </w:rPr>
+        <w:t>144 内部有一个CMU (Clock Monitor Unit)</w:t>
+      </w:r>
+      <w:r>
+        <w:rPr>
+          <w:rFonts w:ascii="宋体" w:eastAsia="宋体" w:hAnsi="宋体" w:hint="eastAsia"/>
+          <w:sz w:val="24"/>
+          <w:szCs w:val="24"/>
+        </w:rPr>
+        <w:t>，</w:t>
+      </w:r>
+      <w:r>
+        <w:rPr>
+          <w:rFonts w:ascii="宋体" w:eastAsia="宋体" w:hAnsi="宋体" w:hint="eastAsia"/>
+          <w:sz w:val="24"/>
+          <w:szCs w:val="24"/>
+        </w:rPr>
+        <w:t>CMU 硬件会立刻检测到 SOSC 频率丢失，触发中断，并且硬件自动将系统时钟强行切换回内部的 FIRC (48MHz)，保证核心逻辑（如刹车控制）依然能正常运行</w:t>
+      </w:r>
+      <w:r>
+        <w:rPr>
+          <w:rFonts w:ascii="宋体" w:eastAsia="宋体" w:hAnsi="宋体" w:hint="eastAsia"/>
+          <w:sz w:val="24"/>
+          <w:szCs w:val="24"/>
+        </w:rPr>
+        <w:t>。</w:t>
+      </w:r>
+    </w:p>
+    <w:p>
+      <w:pPr>
+        <w:pStyle w:val="a9"/>
+        <w:numPr>
+          <w:ilvl w:val="0"/>
+          <w:numId w:val="1"/>
+        </w:numPr>
+        <w:spacing w:line="360" w:lineRule="auto"/>
+        <w:rPr>
+          <w:rFonts w:ascii="宋体" w:eastAsia="宋体" w:hAnsi="宋体" w:hint="eastAsia"/>
+          <w:sz w:val="24"/>
+          <w:szCs w:val="24"/>
+        </w:rPr>
+      </w:pPr>
+      <w:r>
+        <w:rPr>
+          <w:rFonts w:ascii="宋体" w:eastAsia="宋体" w:hAnsi="宋体" w:hint="eastAsia"/>
+          <w:sz w:val="24"/>
+          <w:szCs w:val="24"/>
+        </w:rPr>
+        <w:t>定时器</w:t>
+      </w:r>
+    </w:p>
+    <w:p>
+      <w:pPr>
+        <w:spacing w:line="360" w:lineRule="auto"/>
+        <w:ind w:firstLine="360"/>
+        <w:rPr>
+          <w:rFonts w:ascii="宋体" w:eastAsia="宋体" w:hAnsi="宋体" w:hint="eastAsia"/>
+          <w:sz w:val="24"/>
+          <w:szCs w:val="24"/>
+        </w:rPr>
+      </w:pPr>
+      <w:r>
+        <w:rPr>
+          <w:rFonts w:ascii="宋体" w:eastAsia="宋体" w:hAnsi="宋体" w:hint="eastAsia"/>
+          <w:sz w:val="24"/>
+          <w:szCs w:val="24"/>
+        </w:rPr>
+        <w:t>STM32的定时器无论是通用定时器还是高级定时器，都会具备定时中断、PWM输出</w:t>
+      </w:r>
+      <w:r>
+        <w:rPr>
+          <w:rFonts w:ascii="宋体" w:eastAsia="宋体" w:hAnsi="宋体" w:hint="eastAsia"/>
+          <w:sz w:val="24"/>
+          <w:szCs w:val="24"/>
+        </w:rPr>
+        <w:t>、编码器计数等功能。s32k144的定时器则是按照功能分开，分为</w:t>
+      </w:r>
+      <w:r>
+        <w:rPr>
+          <w:rFonts w:ascii="宋体" w:eastAsia="宋体" w:hAnsi="宋体"/>
+          <w:sz w:val="24"/>
+          <w:szCs w:val="24"/>
+        </w:rPr>
+        <w:t>FTM (FlexTimer Module)</w:t>
+      </w:r>
+      <w:r>
+        <w:rPr>
+          <w:rFonts w:ascii="宋体" w:eastAsia="宋体" w:hAnsi="宋体" w:hint="eastAsia"/>
+          <w:sz w:val="24"/>
+          <w:szCs w:val="24"/>
+        </w:rPr>
+        <w:t>，</w:t>
+      </w:r>
+      <w:r>
+        <w:rPr>
+          <w:rFonts w:ascii="宋体" w:eastAsia="宋体" w:hAnsi="宋体" w:hint="eastAsia"/>
+          <w:sz w:val="24"/>
+          <w:szCs w:val="24"/>
+        </w:rPr>
+        <w:t>这是最复杂、功能最强大的定时器。它等同于 STM32 的高级定时器，</w:t>
+      </w:r>
+      <w:r>
+        <w:rPr>
+          <w:rFonts w:ascii="宋体" w:eastAsia="宋体" w:hAnsi="宋体" w:hint="eastAsia"/>
+          <w:sz w:val="24"/>
+          <w:szCs w:val="24"/>
+        </w:rPr>
+        <w:t>专负责</w:t>
+      </w:r>
+      <w:r>
+        <w:rPr>
+          <w:rFonts w:ascii="宋体" w:eastAsia="宋体" w:hAnsi="宋体" w:hint="eastAsia"/>
+          <w:sz w:val="24"/>
+          <w:szCs w:val="24"/>
+        </w:rPr>
+        <w:t>电机控制、复杂的 PWM 发生、死区插入。如果做雨刮电机或者水泵控制，就用</w:t>
+      </w:r>
+      <w:r>
+        <w:rPr>
+          <w:rFonts w:ascii="宋体" w:eastAsia="宋体" w:hAnsi="宋体" w:hint="eastAsia"/>
+          <w:sz w:val="24"/>
+          <w:szCs w:val="24"/>
+        </w:rPr>
+        <w:t>FTM</w:t>
+      </w:r>
+      <w:r>
+        <w:rPr>
+          <w:rFonts w:ascii="宋体" w:eastAsia="宋体" w:hAnsi="宋体" w:hint="eastAsia"/>
+          <w:sz w:val="24"/>
+          <w:szCs w:val="24"/>
+        </w:rPr>
+        <w:t>。LPTMR (Low Power Timer)</w:t>
+      </w:r>
+      <w:r>
+        <w:rPr>
+          <w:rFonts w:ascii="宋体" w:eastAsia="宋体" w:hAnsi="宋体" w:hint="eastAsia"/>
+          <w:sz w:val="24"/>
+          <w:szCs w:val="24"/>
+        </w:rPr>
+        <w:t>，</w:t>
+      </w:r>
+      <w:r>
+        <w:rPr>
+          <w:rFonts w:ascii="宋体" w:eastAsia="宋体" w:hAnsi="宋体" w:hint="eastAsia"/>
+          <w:sz w:val="24"/>
+          <w:szCs w:val="24"/>
+        </w:rPr>
+        <w:t>低功耗定时器。它的特点是即使 CPU 处于极度深度的睡眠模式，它依然能依靠极低功耗的内部时钟（如 128kHz LPO）工作，专门用来把单片机从睡眠中“叫醒”。RTC (Real Time Clock)</w:t>
+      </w:r>
+      <w:r>
+        <w:rPr>
+          <w:rFonts w:ascii="宋体" w:eastAsia="宋体" w:hAnsi="宋体" w:hint="eastAsia"/>
+          <w:sz w:val="24"/>
+          <w:szCs w:val="24"/>
+        </w:rPr>
+        <w:t>，</w:t>
+      </w:r>
+      <w:r>
+        <w:rPr>
+          <w:rFonts w:ascii="宋体" w:eastAsia="宋体" w:hAnsi="宋体" w:hint="eastAsia"/>
+          <w:sz w:val="24"/>
+          <w:szCs w:val="24"/>
+        </w:rPr>
+        <w:t>负责万年历、年月日时分秒。LPIT (Low Power Interrupt Timer)</w:t>
+      </w:r>
+      <w:r>
+        <w:rPr>
+          <w:rFonts w:ascii="宋体" w:eastAsia="宋体" w:hAnsi="宋体" w:hint="eastAsia"/>
+          <w:sz w:val="24"/>
+          <w:szCs w:val="24"/>
+        </w:rPr>
+        <w:t>，</w:t>
+      </w:r>
+      <w:r>
+        <w:rPr>
+          <w:rFonts w:ascii="宋体" w:eastAsia="宋体" w:hAnsi="宋体" w:hint="eastAsia"/>
+          <w:sz w:val="24"/>
+          <w:szCs w:val="24"/>
+        </w:rPr>
+        <w:t>低功耗中断定时器</w:t>
+      </w:r>
+      <w:r>
+        <w:rPr>
+          <w:rFonts w:ascii="宋体" w:eastAsia="宋体" w:hAnsi="宋体" w:hint="eastAsia"/>
+          <w:sz w:val="24"/>
+          <w:szCs w:val="24"/>
+        </w:rPr>
+        <w:t>，该定时器不具备PWM等功能，仅具备计时功能，计时功能到了以后就会产生中断。</w:t>
+      </w:r>
+      <w:r>
+        <w:rPr>
+          <w:rFonts w:ascii="宋体" w:eastAsia="宋体" w:hAnsi="宋体" w:hint="eastAsia"/>
+          <w:sz w:val="24"/>
+          <w:szCs w:val="24"/>
+        </w:rPr>
+        <w:t>中断过程与STM32完全类似，</w:t>
+      </w:r>
+      <w:r>
+        <w:rPr>
+          <w:rFonts w:ascii="宋体" w:eastAsia="宋体" w:hAnsi="宋体" w:hint="eastAsia"/>
+          <w:sz w:val="24"/>
+          <w:szCs w:val="24"/>
+        </w:rPr>
+        <w:t>硬件产生标志位 -&gt; NVIC 响应并打断主程序 -&gt; 跳转到中断服务函数 (ISR) -&gt; 清除标志位并执行你的逻辑 -&gt; 返回主程序。</w:t>
+      </w:r>
+    </w:p>
+    <w:p>
+      <w:pPr>
+        <w:spacing w:line="360" w:lineRule="auto"/>
+        <w:ind w:firstLine="360"/>
+        <w:rPr>
+          <w:rFonts w:ascii="宋体" w:eastAsia="宋体" w:hAnsi="宋体"/>
+          <w:sz w:val="24"/>
+          <w:szCs w:val="24"/>
+        </w:rPr>
+      </w:pPr>
+      <w:r>
+        <w:rPr>
+          <w:rFonts w:ascii="宋体" w:eastAsia="宋体" w:hAnsi="宋体" w:hint="eastAsia"/>
+          <w:sz w:val="24"/>
+          <w:szCs w:val="24"/>
+        </w:rPr>
+        <w:t>s32k144的定时器心跳</w:t>
+      </w:r>
+      <w:r>
+        <w:rPr>
+          <w:rFonts w:ascii="宋体" w:eastAsia="宋体" w:hAnsi="宋体" w:hint="eastAsia"/>
+          <w:sz w:val="24"/>
+          <w:szCs w:val="24"/>
+        </w:rPr>
+        <w:t>可以来源于外部晶振分频，内部快速分频、内部慢速分频、锁相环分频。</w:t>
+      </w:r>
+      <w:r>
+        <w:rPr>
+          <w:rFonts w:ascii="宋体" w:eastAsia="宋体" w:hAnsi="宋体" w:hint="eastAsia"/>
+          <w:sz w:val="24"/>
+          <w:szCs w:val="24"/>
+        </w:rPr>
+        <w:t>一般都会使用锁相环分频</w:t>
+      </w:r>
+      <w:r>
+        <w:rPr>
+          <w:rFonts w:ascii="宋体" w:eastAsia="宋体" w:hAnsi="宋体" w:hint="eastAsia"/>
+          <w:sz w:val="24"/>
+          <w:szCs w:val="24"/>
+        </w:rPr>
+        <w:t>。</w:t>
+      </w:r>
+    </w:p>
+    <w:p>
+      <w:pPr>
+        <w:pStyle w:val="a9"/>
+        <w:numPr>
+          <w:ilvl w:val="0"/>
+          <w:numId w:val="1"/>
+        </w:numPr>
+        <w:spacing w:line="360" w:lineRule="auto"/>
+        <w:rPr>
+          <w:rFonts w:ascii="宋体" w:eastAsia="宋体" w:hAnsi="宋体"/>
+          <w:sz w:val="24"/>
+          <w:szCs w:val="24"/>
+        </w:rPr>
+      </w:pPr>
+      <w:r>
+        <w:rPr>
+          <w:rFonts w:ascii="宋体" w:eastAsia="宋体" w:hAnsi="宋体" w:hint="eastAsia"/>
+          <w:sz w:val="24"/>
+          <w:szCs w:val="24"/>
+        </w:rPr>
+        <w:t>FlexCAN</w:t>
+      </w:r>
+    </w:p>
+    <w:p>
+      <w:pPr>
+        <w:spacing w:line="360" w:lineRule="auto"/>
+        <w:ind w:firstLine="360"/>
+        <w:rPr>
+          <w:rFonts w:ascii="宋体" w:eastAsia="宋体" w:hAnsi="宋体"/>
+          <w:sz w:val="24"/>
+          <w:szCs w:val="24"/>
+        </w:rPr>
+      </w:pPr>
+      <w:r>
+        <w:rPr>
+          <w:rFonts w:ascii="宋体" w:eastAsia="宋体" w:hAnsi="宋体" w:hint="eastAsia"/>
+          <w:sz w:val="24"/>
+          <w:szCs w:val="24"/>
+        </w:rPr>
+        <w:t>STM32的CAN外设是</w:t>
+      </w:r>
+      <w:r>
+        <w:rPr>
+          <w:rFonts w:ascii="宋体" w:eastAsia="宋体" w:hAnsi="宋体" w:hint="eastAsia"/>
+          <w:sz w:val="24"/>
+          <w:szCs w:val="24"/>
+        </w:rPr>
+        <w:t>Basic Extended CAN</w:t>
+      </w:r>
+      <w:r>
+        <w:rPr>
+          <w:rFonts w:ascii="宋体" w:eastAsia="宋体" w:hAnsi="宋体" w:hint="eastAsia"/>
+          <w:sz w:val="24"/>
+          <w:szCs w:val="24"/>
+        </w:rPr>
+        <w:t>架构，具有3个发送邮箱和两个接收FIFO邮箱</w:t>
+      </w:r>
+      <w:r>
+        <w:rPr>
+          <w:rFonts w:ascii="宋体" w:eastAsia="宋体" w:hAnsi="宋体" w:hint="eastAsia"/>
+          <w:sz w:val="24"/>
+          <w:szCs w:val="24"/>
+        </w:rPr>
+        <w:t>（深度为3）</w:t>
+      </w:r>
+      <w:r>
+        <w:rPr>
+          <w:rFonts w:ascii="宋体" w:eastAsia="宋体" w:hAnsi="宋体" w:hint="eastAsia"/>
+          <w:sz w:val="24"/>
+          <w:szCs w:val="24"/>
+        </w:rPr>
+        <w:t>，</w:t>
+      </w:r>
+      <w:r>
+        <w:rPr>
+          <w:rFonts w:ascii="宋体" w:eastAsia="宋体" w:hAnsi="宋体" w:hint="eastAsia"/>
+          <w:sz w:val="24"/>
+          <w:szCs w:val="24"/>
+        </w:rPr>
+        <w:t>所以这就导致需要很完善的接受处理措施来应对不断发来的报文，否则一旦接收FIFO满了，就会导致报文丢失（丢失新报文或丢失最后进入FIFO的报文）。</w:t>
+      </w:r>
+      <w:r>
+        <w:rPr>
+          <w:rFonts w:ascii="宋体" w:eastAsia="宋体" w:hAnsi="宋体" w:hint="eastAsia"/>
+          <w:sz w:val="24"/>
+          <w:szCs w:val="24"/>
+        </w:rPr>
+        <w:t>但是s32k144在这方面就显得强大了很多，拥有32个可任意配置的消息缓冲，可以按照需求配置为发送消息缓冲或是接收消息缓冲。</w:t>
+      </w:r>
+    </w:p>
+    <w:p>
+      <w:pPr>
+        <w:spacing w:line="360" w:lineRule="auto"/>
+        <w:ind w:firstLine="360"/>
+        <w:rPr>
+          <w:rFonts w:ascii="宋体" w:eastAsia="宋体" w:hAnsi="宋体" w:hint="eastAsia"/>
+          <w:sz w:val="24"/>
+          <w:szCs w:val="24"/>
+        </w:rPr>
+      </w:pPr>
+      <w:r>
+        <w:rPr>
+          <w:rFonts w:ascii="宋体" w:eastAsia="宋体" w:hAnsi="宋体" w:hint="eastAsia"/>
+          <w:sz w:val="24"/>
+          <w:szCs w:val="24"/>
+        </w:rPr>
+        <w:t>STM32中使用CAN外设，大部分情况下用的是CAN 2.0B协议，最大波特率为1Mbps，单帧最多可以发送8字节数据。而s32k144支持原生CANFD协议，可以使用可变波特率（仲裁段500kbps，数据段可以加速到2Mbps、4Mbps），单帧数</w:t>
+      </w:r>
+      <w:r>
+        <w:rPr>
+          <w:rFonts w:ascii="宋体" w:eastAsia="宋体" w:hAnsi="宋体" w:hint="eastAsia"/>
+          <w:sz w:val="24"/>
+          <w:szCs w:val="24"/>
+        </w:rPr>
+        <w:lastRenderedPageBreak/>
+        <w:t>据长度也从8字节扩展到了64字节。</w:t>
       </w:r>
     </w:p>
     <w:sectPr>
@@ -5020,6 +6402,103 @@
     </w:sectPr>
   </w:body>
 </w:document>
+</file>
+
+<file path=word/numbering.xml><?xml version="1.0" encoding="utf-8"?>
+<w:numbering xmlns:wpc="http://schemas.microsoft.com/office/word/2010/wordprocessingCanvas" xmlns:cx="http://schemas.microsoft.com/office/drawing/2014/chartex" xmlns:cx1="http://schemas.microsoft.com/office/drawing/2015/9/8/chartex" xmlns:cx2="http://schemas.microsoft.com/office/drawing/2015/10/21/chartex" xmlns:cx3="http://schemas.microsoft.com/office/drawing/2016/5/9/chartex" xmlns:cx4="http://schemas.microsoft.com/office/drawing/2016/5/10/chartex" xmlns:cx5="http://schemas.microsoft.com/office/drawing/2016/5/11/chartex" xmlns:cx6="http://schemas.microsoft.com/office/drawing/2016/5/12/chartex" xmlns:cx7="http://schemas.microsoft.com/office/drawing/2016/5/13/chartex" xmlns:cx8="http://schemas.microsoft.com/office/drawing/2016/5/14/chartex" xmlns:mc="http://schemas.openxmlformats.org/markup-compatibility/2006" xmlns:aink="http://schemas.microsoft.com/office/drawing/2016/ink" xmlns:am3d="http://schemas.microsoft.com/office/drawing/2017/model3d" xmlns:o="urn:schemas-microsoft-com:office:office" xmlns:oel="http://schemas.microsoft.com/office/2019/extlst" xmlns:r="http://schemas.openxmlformats.org/officeDocument/2006/relationships" xmlns:m="http://schemas.openxmlformats.org/officeDocument/2006/math" xmlns:v="urn:schemas-microsoft-com:vml" xmlns:wp14="http://schemas.microsoft.com/office/word/2010/wordprocessingDrawing" xmlns:wp="http://schemas.openxmlformats.org/drawingml/2006/wordprocessingDrawing" xmlns:w10="urn:schemas-microsoft-com:office:word" xmlns:w="http://schemas.openxmlformats.org/wordprocessingml/2006/main" xmlns:w14="http://schemas.microsoft.com/office/word/2010/wordml" xmlns:w15="http://schemas.microsoft.com/office/word/2012/wordml" xmlns:w16cex="http://schemas.microsoft.com/office/word/2018/wordml/cex" xmlns:w16cid="http://schemas.microsoft.com/office/word/2016/wordml/cid" xmlns:w16="http://schemas.microsoft.com/office/word/2018/wordml" xmlns:w16sdtdh="http://schemas.microsoft.com/office/word/2020/wordml/sdtdatahash" xmlns:w16se="http://schemas.microsoft.com/office/word/2015/wordml/symex" xmlns:wpg="http://schemas.microsoft.com/office/word/2010/wordprocessingGroup" xmlns:wpi="http://schemas.microsoft.com/office/word/2010/wordprocessingInk" xmlns:wne="http://schemas.microsoft.com/office/word/2006/wordml" xmlns:wps="http://schemas.microsoft.com/office/word/2010/wordprocessingShape" mc:Ignorable="w14 w15 w16se w16cid w16 w16cex w16sdtdh wp14">
+  <w:abstractNum w:abstractNumId="0" w15:restartNumberingAfterBreak="0">
+    <w:nsid w:val="45B8725F"/>
+    <w:multiLevelType w:val="hybridMultilevel"/>
+    <w:tmpl w:val="9D86CB5E"/>
+    <w:lvl w:ilvl="0" w:tplc="03869EE0">
+      <w:start w:val="1"/>
+      <w:numFmt w:val="decimal"/>
+      <w:lvlText w:val="%1、"/>
+      <w:lvlJc w:val="left"/>
+      <w:pPr>
+        <w:ind w:left="360" w:hanging="360"/>
+      </w:pPr>
+      <w:rPr>
+        <w:rFonts w:hint="default"/>
+      </w:rPr>
+    </w:lvl>
+    <w:lvl w:ilvl="1" w:tplc="04090019">
+      <w:start w:val="1"/>
+      <w:numFmt w:val="lowerLetter"/>
+      <w:lvlText w:val="%2)"/>
+      <w:lvlJc w:val="left"/>
+      <w:pPr>
+        <w:ind w:left="880" w:hanging="440"/>
+      </w:pPr>
+    </w:lvl>
+    <w:lvl w:ilvl="2" w:tplc="0409001B" w:tentative="1">
+      <w:start w:val="1"/>
+      <w:numFmt w:val="lowerRoman"/>
+      <w:lvlText w:val="%3."/>
+      <w:lvlJc w:val="right"/>
+      <w:pPr>
+        <w:ind w:left="1320" w:hanging="440"/>
+      </w:pPr>
+    </w:lvl>
+    <w:lvl w:ilvl="3" w:tplc="0409000F" w:tentative="1">
+      <w:start w:val="1"/>
+      <w:numFmt w:val="decimal"/>
+      <w:lvlText w:val="%4."/>
+      <w:lvlJc w:val="left"/>
+      <w:pPr>
+        <w:ind w:left="1760" w:hanging="440"/>
+      </w:pPr>
+    </w:lvl>
+    <w:lvl w:ilvl="4" w:tplc="04090019" w:tentative="1">
+      <w:start w:val="1"/>
+      <w:numFmt w:val="lowerLetter"/>
+      <w:lvlText w:val="%5)"/>
+      <w:lvlJc w:val="left"/>
+      <w:pPr>
+        <w:ind w:left="2200" w:hanging="440"/>
+      </w:pPr>
+    </w:lvl>
+    <w:lvl w:ilvl="5" w:tplc="0409001B" w:tentative="1">
+      <w:start w:val="1"/>
+      <w:numFmt w:val="lowerRoman"/>
+      <w:lvlText w:val="%6."/>
+      <w:lvlJc w:val="right"/>
+      <w:pPr>
+        <w:ind w:left="2640" w:hanging="440"/>
+      </w:pPr>
+    </w:lvl>
+    <w:lvl w:ilvl="6" w:tplc="0409000F" w:tentative="1">
+      <w:start w:val="1"/>
+      <w:numFmt w:val="decimal"/>
+      <w:lvlText w:val="%7."/>
+      <w:lvlJc w:val="left"/>
+      <w:pPr>
+        <w:ind w:left="3080" w:hanging="440"/>
+      </w:pPr>
+    </w:lvl>
+    <w:lvl w:ilvl="7" w:tplc="04090019" w:tentative="1">
+      <w:start w:val="1"/>
+      <w:numFmt w:val="lowerLetter"/>
+      <w:lvlText w:val="%8)"/>
+      <w:lvlJc w:val="left"/>
+      <w:pPr>
+        <w:ind w:left="3520" w:hanging="440"/>
+      </w:pPr>
+    </w:lvl>
+    <w:lvl w:ilvl="8" w:tplc="0409001B" w:tentative="1">
+      <w:start w:val="1"/>
+      <w:numFmt w:val="lowerRoman"/>
+      <w:lvlText w:val="%9."/>
+      <w:lvlJc w:val="right"/>
+      <w:pPr>
+        <w:ind w:left="3960" w:hanging="440"/>
+      </w:pPr>
+    </w:lvl>
+  </w:abstractNum>
+  <w:num w:numId="1" w16cid:durableId="483357209">
+    <w:abstractNumId w:val="0"/>
+  </w:num>
+</w:numbering>
 </file>
 
 <file path=word/styles.xml><?xml version="1.0" encoding="utf-8"?>
